--- a/Final_Project_Report.docx
+++ b/Final_Project_Report.docx
@@ -3,30 +3,250 @@
 <w:document xmlns:wpc="http://schemas.microsoft.com/office/word/2010/wordprocessingCanvas" xmlns:cx="http://schemas.microsoft.com/office/drawing/2014/chartex" xmlns:cx1="http://schemas.microsoft.com/office/drawing/2015/9/8/chartex" xmlns:cx2="http://schemas.microsoft.com/office/drawing/2015/10/21/chartex" xmlns:cx3="http://schemas.microsoft.com/office/drawing/2016/5/9/chartex" xmlns:cx4="http://schemas.microsoft.com/office/drawing/2016/5/10/chartex" xmlns:cx5="http://schemas.microsoft.com/office/drawing/2016/5/11/chartex" xmlns:cx6="http://schemas.microsoft.com/office/drawing/2016/5/12/chartex" xmlns:cx7="http://schemas.microsoft.com/office/drawing/2016/5/13/chartex" xmlns:cx8="http://schemas.microsoft.com/office/drawing/2016/5/14/chartex" xmlns:mc="http://schemas.openxmlformats.org/markup-compatibility/2006" xmlns:aink="http://schemas.microsoft.com/office/drawing/2016/ink" xmlns:am3d="http://schemas.microsoft.com/office/drawing/2017/model3d" xmlns:o="urn:schemas-microsoft-com:office:office" xmlns:oel="http://schemas.microsoft.com/office/2019/extlst" xmlns:r="http://schemas.openxmlformats.org/officeDocument/2006/relationships" xmlns:m="http://schemas.openxmlformats.org/officeDocument/2006/math" xmlns:v="urn:schemas-microsoft-com:vml" xmlns:wp14="http://schemas.microsoft.com/office/word/2010/wordprocessingDrawing" xmlns:wp="http://schemas.openxmlformats.org/drawingml/2006/wordprocessingDrawing" xmlns:w10="urn:schemas-microsoft-com:office:word" xmlns:w="http://schemas.openxmlformats.org/wordprocessingml/2006/main" xmlns:w14="http://schemas.microsoft.com/office/word/2010/wordml" xmlns:w15="http://schemas.microsoft.com/office/word/2012/wordml" xmlns:w16cex="http://schemas.microsoft.com/office/word/2018/wordml/cex" xmlns:w16cid="http://schemas.microsoft.com/office/word/2016/wordml/cid" xmlns:w16="http://schemas.microsoft.com/office/word/2018/wordml" xmlns:w16du="http://schemas.microsoft.com/office/word/2023/wordml/word16du" xmlns:w16sdtdh="http://schemas.microsoft.com/office/word/2020/wordml/sdtdatahash" xmlns:w16sdtfl="http://schemas.microsoft.com/office/word/2024/wordml/sdtformatlock" xmlns:w16se="http://schemas.microsoft.com/office/word/2015/wordml/symex" xmlns:wpg="http://schemas.microsoft.com/office/word/2010/wordprocessingGroup" xmlns:wpi="http://schemas.microsoft.com/office/word/2010/wordprocessingInk" xmlns:wne="http://schemas.microsoft.com/office/word/2006/wordml" xmlns:wps="http://schemas.microsoft.com/office/word/2010/wordprocessingShape" mc:Ignorable="w14 w15 w16se w16cid w16 w16cex w16sdtdh w16sdtfl w16du wp14">
   <w:body>
     <w:p>
-      <w:proofErr w:type="spellStart"/>
-      <w:r>
-        <w:t>AlexNet</w:t>
-      </w:r>
-      <w:proofErr w:type="spellEnd"/>
-      <w:r>
-        <w:t xml:space="preserve"> + SVM</w:t>
+      <w:pPr>
+        <w:tabs>
+          <w:tab w:val="left" w:pos="0"/>
+        </w:tabs>
+        <w:jc w:val="center"/>
+        <w:rPr>
+          <w:sz w:val="28"/>
+          <w:szCs w:val="28"/>
+        </w:rPr>
+      </w:pPr>
+      <w:r>
+        <w:rPr>
+          <w:sz w:val="28"/>
+          <w:szCs w:val="28"/>
+        </w:rPr>
+        <w:t>Final Project Report</w:t>
       </w:r>
     </w:p>
     <w:p>
+      <w:pPr>
+        <w:tabs>
+          <w:tab w:val="left" w:pos="0"/>
+        </w:tabs>
+        <w:rPr>
+          <w:b/>
+          <w:bCs/>
+          <w:sz w:val="28"/>
+          <w:szCs w:val="28"/>
+        </w:rPr>
+      </w:pPr>
+      <w:r>
+        <w:rPr>
+          <w:b/>
+          <w:bCs/>
+          <w:sz w:val="28"/>
+          <w:szCs w:val="28"/>
+        </w:rPr>
+        <w:t xml:space="preserve">1. </w:t>
+      </w:r>
+      <w:r>
+        <w:rPr>
+          <w:b/>
+          <w:bCs/>
+          <w:sz w:val="28"/>
+          <w:szCs w:val="28"/>
+        </w:rPr>
+        <w:t>Contribution</w:t>
+      </w:r>
+    </w:p>
+    <w:p>
+      <w:pPr>
+        <w:rPr>
+          <w:b/>
+          <w:bCs/>
+          <w:sz w:val="28"/>
+          <w:szCs w:val="28"/>
+        </w:rPr>
+      </w:pPr>
+      <w:r>
+        <w:rPr>
+          <w:b/>
+          <w:bCs/>
+          <w:sz w:val="28"/>
+          <w:szCs w:val="28"/>
+        </w:rPr>
+        <w:t xml:space="preserve">2. </w:t>
+      </w:r>
+      <w:r>
+        <w:rPr>
+          <w:b/>
+          <w:bCs/>
+          <w:sz w:val="28"/>
+          <w:szCs w:val="28"/>
+        </w:rPr>
+        <w:t>Model Description</w:t>
+      </w:r>
+    </w:p>
+    <w:p>
+      <w:r>
+        <w:t>The model for face recognition contains 2 main components:</w:t>
+      </w:r>
+    </w:p>
+    <w:p>
+      <w:pPr>
+        <w:pStyle w:val="ListParagraph"/>
+        <w:numPr>
+          <w:ilvl w:val="0"/>
+          <w:numId w:val="1"/>
+        </w:numPr>
+      </w:pPr>
+      <w:r>
+        <w:rPr>
+          <w:b/>
+          <w:bCs/>
+        </w:rPr>
+        <w:t>Feature Extractor</w:t>
+      </w:r>
+      <w:r>
+        <w:t xml:space="preserve">: </w:t>
+      </w:r>
+      <w:r>
+        <w:rPr>
+          <w:b/>
+          <w:bCs/>
+        </w:rPr>
+        <w:t>AlexNet</w:t>
+      </w:r>
+      <w:r>
+        <w:t xml:space="preserve">. </w:t>
+      </w:r>
+    </w:p>
+    <w:p>
+      <w:pPr>
+        <w:ind w:left="360"/>
+      </w:pPr>
+      <w:r>
+        <w:t xml:space="preserve">AlexNet </w:t>
+      </w:r>
+      <w:r>
+        <w:t>was loaded with weights pre-trained on the ImageNet dataset</w:t>
+      </w:r>
+      <w:r>
+        <w:t xml:space="preserve"> and the final classification layer was removed</w:t>
+      </w:r>
+      <w:r>
+        <w:t xml:space="preserve">. </w:t>
+      </w:r>
+    </w:p>
+    <w:p>
+      <w:pPr>
+        <w:ind w:left="360"/>
+      </w:pPr>
+      <w:r>
+        <w:t xml:space="preserve">This layer provides a high-dimensional, discriminative 4096-feature vector for every input face image. </w:t>
+      </w:r>
+      <w:r>
+        <w:t>This extractor will</w:t>
+      </w:r>
+      <w:r>
+        <w:t xml:space="preserve"> capture complex</w:t>
+      </w:r>
+      <w:r>
+        <w:t xml:space="preserve"> and </w:t>
+      </w:r>
+      <w:r>
+        <w:t xml:space="preserve">visual patterns learned from ImageNet, which </w:t>
+      </w:r>
+      <w:r>
+        <w:t xml:space="preserve">help </w:t>
+      </w:r>
+      <w:r>
+        <w:t>process</w:t>
+      </w:r>
+      <w:r>
+        <w:t xml:space="preserve"> facial recognition tasks</w:t>
+      </w:r>
+      <w:r>
+        <w:t xml:space="preserve"> effectively</w:t>
+      </w:r>
+      <w:r>
+        <w:t>.</w:t>
+      </w:r>
+    </w:p>
+    <w:p>
+      <w:pPr>
+        <w:pStyle w:val="ListParagraph"/>
+        <w:numPr>
+          <w:ilvl w:val="0"/>
+          <w:numId w:val="1"/>
+        </w:numPr>
+      </w:pPr>
+      <w:r>
+        <w:rPr>
+          <w:b/>
+          <w:bCs/>
+        </w:rPr>
+        <w:t>Classifier</w:t>
+      </w:r>
+      <w:r>
+        <w:t xml:space="preserve">: </w:t>
+      </w:r>
+      <w:r>
+        <w:rPr>
+          <w:b/>
+          <w:bCs/>
+        </w:rPr>
+        <w:t>SVM</w:t>
+      </w:r>
+      <w:r>
+        <w:t xml:space="preserve"> (Support Vector Machine)</w:t>
+      </w:r>
+    </w:p>
+    <w:p>
+      <w:pPr>
+        <w:ind w:left="360"/>
+      </w:pPr>
+      <w:r>
+        <w:t>SVMs</w:t>
+      </w:r>
+      <w:r>
+        <w:t xml:space="preserve"> with a linear kernel</w:t>
+      </w:r>
+      <w:r>
+        <w:t xml:space="preserve"> are classification algorithm</w:t>
+      </w:r>
+      <w:r>
+        <w:t xml:space="preserve"> which is </w:t>
+      </w:r>
+      <w:r>
+        <w:t xml:space="preserve">effective in high-dimensional spaces and when the training data is limited. </w:t>
+      </w:r>
+      <w:r>
+        <w:t xml:space="preserve">The 4096-dimensional feature </w:t>
+      </w:r>
+      <w:r>
+        <w:t xml:space="preserve">extracted </w:t>
+      </w:r>
+      <w:r>
+        <w:t>vectors are then used to train a linear classifier</w:t>
+      </w:r>
+      <w:r>
+        <w:t>.</w:t>
+      </w:r>
+    </w:p>
+    <w:p>
+      <w:r>
+        <w:t>Improvement attempts:</w:t>
+      </w:r>
+    </w:p>
+    <w:p>
       <w:r>
         <w:drawing>
-          <wp:anchor distT="0" distB="0" distL="114300" distR="114300" simplePos="0" relativeHeight="251658240" behindDoc="0" locked="0" layoutInCell="1" allowOverlap="1" wp14:anchorId="1C8268FF" wp14:editId="780814DF">
+          <wp:anchor distT="0" distB="0" distL="114300" distR="114300" simplePos="0" relativeHeight="251660288" behindDoc="0" locked="0" layoutInCell="1" allowOverlap="1" wp14:anchorId="2751C924" wp14:editId="5150A371">
             <wp:simplePos x="0" y="0"/>
             <wp:positionH relativeFrom="margin">
-              <wp:align>center</wp:align>
+              <wp:align>right</wp:align>
             </wp:positionH>
             <wp:positionV relativeFrom="paragraph">
-              <wp:posOffset>273685</wp:posOffset>
+              <wp:posOffset>841375</wp:posOffset>
             </wp:positionV>
-            <wp:extent cx="5657850" cy="4526280"/>
-            <wp:effectExtent l="0" t="0" r="0" b="7620"/>
+            <wp:extent cx="5943600" cy="2314575"/>
+            <wp:effectExtent l="0" t="0" r="0" b="9525"/>
             <wp:wrapTopAndBottom/>
-            <wp:docPr id="683264385" name="Picture 1" descr="A blue and white grid with numbers&#10;&#10;AI-generated content may be incorrect."/>
+            <wp:docPr id="1186086941" name="Picture 1" descr="A screenshot of a computer code&#10;&#10;AI-generated content may be incorrect."/>
             <wp:cNvGraphicFramePr>
               <a:graphicFrameLocks xmlns:a="http://schemas.openxmlformats.org/drawingml/2006/main" noChangeAspect="1"/>
             </wp:cNvGraphicFramePr>
@@ -34,11 +254,11 @@
               <a:graphicData uri="http://schemas.openxmlformats.org/drawingml/2006/picture">
                 <pic:pic xmlns:pic="http://schemas.openxmlformats.org/drawingml/2006/picture">
                   <pic:nvPicPr>
-                    <pic:cNvPr id="683264385" name="Picture 1" descr="A blue and white grid with numbers&#10;&#10;AI-generated content may be incorrect."/>
+                    <pic:cNvPr id="1186086941" name="Picture 1" descr="A screenshot of a computer code&#10;&#10;AI-generated content may be incorrect."/>
                     <pic:cNvPicPr/>
                   </pic:nvPicPr>
                   <pic:blipFill>
-                    <a:blip r:embed="rId4" cstate="print">
+                    <a:blip r:embed="rId5">
                       <a:extLst>
                         <a:ext uri="{28A0092B-C50C-407E-A947-70E740481C1C}">
                           <a14:useLocalDpi xmlns:a14="http://schemas.microsoft.com/office/drawing/2010/main" val="0"/>
@@ -52,11 +272,213 @@
                   <pic:spPr>
                     <a:xfrm>
                       <a:off x="0" y="0"/>
-                      <a:ext cx="5657850" cy="4526280"/>
+                      <a:ext cx="5943600" cy="2314575"/>
                     </a:xfrm>
                     <a:prstGeom prst="rect">
                       <a:avLst/>
                     </a:prstGeom>
+                  </pic:spPr>
+                </pic:pic>
+              </a:graphicData>
+            </a:graphic>
+            <wp14:sizeRelV relativeFrom="margin">
+              <wp14:pctHeight>0</wp14:pctHeight>
+            </wp14:sizeRelV>
+          </wp:anchor>
+        </w:drawing>
+      </w:r>
+      <w:r>
+        <w:t>Since most of the images</w:t>
+      </w:r>
+      <w:r>
+        <w:t xml:space="preserve"> have face’s position </w:t>
+      </w:r>
+      <w:r>
+        <w:t>some</w:t>
+      </w:r>
+      <w:r>
+        <w:t xml:space="preserve"> </w:t>
+      </w:r>
+      <w:r>
+        <w:t xml:space="preserve">pixels </w:t>
+      </w:r>
+      <w:r>
+        <w:t xml:space="preserve">above the center, </w:t>
+      </w:r>
+      <w:r>
+        <w:t xml:space="preserve">the team decide to implement data augmentation by cropping </w:t>
+      </w:r>
+      <w:r>
+        <w:t>the image above the center by 8 pixels before normalizing it instead of crop</w:t>
+      </w:r>
+      <w:r>
+        <w:t xml:space="preserve">ping the image at the center. The result </w:t>
+      </w:r>
+      <w:r>
+        <w:t>then appeared to be higher by 2% than the previous result</w:t>
+      </w:r>
+    </w:p>
+    <w:p>
+      <w:pPr>
+        <w:ind w:left="360"/>
+        <w:jc w:val="center"/>
+        <w:rPr>
+          <w:sz w:val="22"/>
+          <w:szCs w:val="22"/>
+        </w:rPr>
+      </w:pPr>
+      <w:r>
+        <w:rPr>
+          <w:sz w:val="22"/>
+          <w:szCs w:val="22"/>
+        </w:rPr>
+        <w:t xml:space="preserve">Image 1. </w:t>
+      </w:r>
+      <w:r>
+        <w:rPr>
+          <w:sz w:val="22"/>
+          <w:szCs w:val="22"/>
+        </w:rPr>
+        <w:t>Data augmentation implementation before normalizing image</w:t>
+      </w:r>
+    </w:p>
+    <w:p>
+      <w:pPr>
+        <w:rPr>
+          <w:b/>
+          <w:bCs/>
+        </w:rPr>
+      </w:pPr>
+    </w:p>
+    <w:p>
+      <w:pPr>
+        <w:rPr>
+          <w:b/>
+          <w:bCs/>
+        </w:rPr>
+      </w:pPr>
+      <w:r>
+        <w:rPr>
+          <w:b/>
+          <w:bCs/>
+        </w:rPr>
+        <w:lastRenderedPageBreak/>
+        <w:t>3. Result</w:t>
+      </w:r>
+      <w:r>
+        <w:rPr>
+          <w:b/>
+          <w:bCs/>
+        </w:rPr>
+        <w:t xml:space="preserve"> &amp; Confusion Matrix</w:t>
+      </w:r>
+    </w:p>
+    <w:p>
+      <w:r>
+        <w:t xml:space="preserve">- The accuracy </w:t>
+      </w:r>
+      <w:r>
+        <w:t xml:space="preserve">decreasing over the loop, the first fold has </w:t>
+      </w:r>
+      <w:r>
+        <w:t>accuracy</w:t>
+      </w:r>
+      <w:r>
+        <w:t xml:space="preserve"> around 70% and the last fold has </w:t>
+      </w:r>
+      <w:r>
+        <w:t>accuracy of</w:t>
+      </w:r>
+      <w:r>
+        <w:t xml:space="preserve"> just around 50%. This behavior appears the same </w:t>
+      </w:r>
+      <w:r>
+        <w:t>even after data augmentation.</w:t>
+      </w:r>
+    </w:p>
+    <w:p>
+      <w:r>
+        <w:t>- The original model has the</w:t>
+      </w:r>
+      <w:r>
+        <w:t xml:space="preserve"> mean</w:t>
+      </w:r>
+      <w:r>
+        <w:t xml:space="preserve"> </w:t>
+      </w:r>
+      <w:r>
+        <w:t xml:space="preserve">face recognition </w:t>
+      </w:r>
+      <w:r>
+        <w:t>accuracy of</w:t>
+      </w:r>
+      <w:r>
+        <w:t xml:space="preserve"> 59.65% and the improved model with data augmentation has the</w:t>
+      </w:r>
+      <w:r>
+        <w:t xml:space="preserve"> mean</w:t>
+      </w:r>
+      <w:r>
+        <w:t xml:space="preserve"> accuracy of 61.82%</w:t>
+      </w:r>
+    </w:p>
+    <w:p>
+      <w:r>
+        <w:rPr>
+          <w:noProof/>
+        </w:rPr>
+        <w:drawing>
+          <wp:anchor distT="0" distB="0" distL="114300" distR="114300" simplePos="0" relativeHeight="251658240" behindDoc="0" locked="0" layoutInCell="1" allowOverlap="1" wp14:anchorId="1C8268FF" wp14:editId="0760744F">
+            <wp:simplePos x="0" y="0"/>
+            <wp:positionH relativeFrom="margin">
+              <wp:align>center</wp:align>
+            </wp:positionH>
+            <wp:positionV relativeFrom="paragraph">
+              <wp:posOffset>594995</wp:posOffset>
+            </wp:positionV>
+            <wp:extent cx="5229225" cy="4526280"/>
+            <wp:effectExtent l="0" t="0" r="9525" b="7620"/>
+            <wp:wrapTopAndBottom/>
+            <wp:docPr id="683264385" name="Picture 1" descr="A blue and white grid with numbers&#10;&#10;AI-generated content may be incorrect."/>
+            <wp:cNvGraphicFramePr>
+              <a:graphicFrameLocks xmlns:a="http://schemas.openxmlformats.org/drawingml/2006/main" noChangeAspect="1"/>
+            </wp:cNvGraphicFramePr>
+            <a:graphic xmlns:a="http://schemas.openxmlformats.org/drawingml/2006/main">
+              <a:graphicData uri="http://schemas.openxmlformats.org/drawingml/2006/picture">
+                <pic:pic xmlns:pic="http://schemas.openxmlformats.org/drawingml/2006/picture">
+                  <pic:nvPicPr>
+                    <pic:cNvPr id="683264385" name="Picture 1" descr="A blue and white grid with numbers&#10;&#10;AI-generated content may be incorrect."/>
+                    <pic:cNvPicPr/>
+                  </pic:nvPicPr>
+                  <pic:blipFill rotWithShape="1">
+                    <a:blip r:embed="rId6" cstate="print">
+                      <a:extLst>
+                        <a:ext uri="{28A0092B-C50C-407E-A947-70E740481C1C}">
+                          <a14:useLocalDpi xmlns:a14="http://schemas.microsoft.com/office/drawing/2010/main" val="0"/>
+                        </a:ext>
+                      </a:extLst>
+                    </a:blip>
+                    <a:srcRect r="7576"/>
+                    <a:stretch>
+                      <a:fillRect/>
+                    </a:stretch>
+                  </pic:blipFill>
+                  <pic:spPr bwMode="auto">
+                    <a:xfrm>
+                      <a:off x="0" y="0"/>
+                      <a:ext cx="5229225" cy="4526280"/>
+                    </a:xfrm>
+                    <a:prstGeom prst="rect">
+                      <a:avLst/>
+                    </a:prstGeom>
+                    <a:ln>
+                      <a:noFill/>
+                    </a:ln>
+                    <a:extLst>
+                      <a:ext uri="{53640926-AAD7-44D8-BBD7-CCE9431645EC}">
+                        <a14:shadowObscured xmlns:a14="http://schemas.microsoft.com/office/drawing/2010/main"/>
+                      </a:ext>
+                    </a:extLst>
                   </pic:spPr>
                 </pic:pic>
               </a:graphicData>
@@ -71,38 +493,83 @@
         </w:drawing>
       </w:r>
       <w:r>
-        <w:t xml:space="preserve">Mean </w:t>
-      </w:r>
-      <w:r>
-        <w:t>Accuracy: 59.65%</w:t>
+        <w:t xml:space="preserve">- </w:t>
+      </w:r>
+      <w:r>
+        <w:t xml:space="preserve">Based on the confusion matrices, there are 2 cases that </w:t>
+      </w:r>
+      <w:r>
+        <w:t xml:space="preserve">the celebrity’s face is confused with others: Natalie Postman &amp; </w:t>
+      </w:r>
+      <w:r>
+        <w:t>Angelina Jolie and Kate Winslet &amp; Scarlet Johansson.</w:t>
       </w:r>
     </w:p>
     <w:p>
-      <w:r>
+      <w:pPr>
+        <w:jc w:val="center"/>
+        <w:rPr>
+          <w:sz w:val="22"/>
+          <w:szCs w:val="22"/>
+        </w:rPr>
+      </w:pPr>
+      <w:r>
+        <w:rPr>
+          <w:sz w:val="22"/>
+          <w:szCs w:val="22"/>
+        </w:rPr>
+        <w:t xml:space="preserve">Figure 1: </w:t>
+      </w:r>
+      <w:r>
+        <w:rPr>
+          <w:sz w:val="22"/>
+          <w:szCs w:val="22"/>
+        </w:rPr>
+        <w:t xml:space="preserve">Confusion Matrix </w:t>
+      </w:r>
+      <w:r>
+        <w:rPr>
+          <w:sz w:val="22"/>
+          <w:szCs w:val="22"/>
+        </w:rPr>
+        <w:t xml:space="preserve">for </w:t>
+      </w:r>
+      <w:r>
+        <w:rPr>
+          <w:sz w:val="22"/>
+          <w:szCs w:val="22"/>
+        </w:rPr>
+        <w:t>LOOCV Face Recognition</w:t>
+      </w:r>
+      <w:r>
+        <w:rPr>
+          <w:sz w:val="22"/>
+          <w:szCs w:val="22"/>
+        </w:rPr>
+        <w:t xml:space="preserve"> (without improvement)</w:t>
+      </w:r>
+      <w:r>
+        <w:rPr>
+          <w:sz w:val="22"/>
+          <w:szCs w:val="22"/>
+        </w:rPr>
         <w:br w:type="page"/>
       </w:r>
     </w:p>
     <w:p>
-      <w:r>
+      <w:pPr>
+        <w:jc w:val="center"/>
+      </w:pPr>
+      <w:r>
+        <w:rPr>
+          <w:noProof/>
+        </w:rPr>
         <w:lastRenderedPageBreak/>
-        <w:t>Improvement:</w:t>
-      </w:r>
-    </w:p>
-    <w:p>
-      <w:r>
-        <w:t>Applying Data Augmentation</w:t>
-      </w:r>
-    </w:p>
-    <w:p>
-      <w:r>
-        <w:t>Mean Accuracy: 61.82%</w:t>
-      </w:r>
-      <w:r>
         <w:drawing>
-          <wp:anchor distT="0" distB="0" distL="114300" distR="114300" simplePos="0" relativeHeight="251659264" behindDoc="0" locked="0" layoutInCell="1" allowOverlap="1" wp14:anchorId="03EF27FF" wp14:editId="3470DCAA">
+          <wp:anchor distT="0" distB="0" distL="114300" distR="114300" simplePos="0" relativeHeight="251659264" behindDoc="0" locked="0" layoutInCell="1" allowOverlap="1" wp14:anchorId="03EF27FF" wp14:editId="6D2040E5">
             <wp:simplePos x="0" y="0"/>
-            <wp:positionH relativeFrom="column">
-              <wp:posOffset>0</wp:posOffset>
+            <wp:positionH relativeFrom="margin">
+              <wp:align>right</wp:align>
             </wp:positionH>
             <wp:positionV relativeFrom="paragraph">
               <wp:posOffset>0</wp:posOffset>
@@ -122,7 +589,7 @@
                     <pic:cNvPicPr/>
                   </pic:nvPicPr>
                   <pic:blipFill>
-                    <a:blip r:embed="rId5" cstate="print">
+                    <a:blip r:embed="rId7" cstate="print">
                       <a:extLst>
                         <a:ext uri="{28A0092B-C50C-407E-A947-70E740481C1C}">
                           <a14:useLocalDpi xmlns:a14="http://schemas.microsoft.com/office/drawing/2010/main" val="0"/>
@@ -148,15 +615,790 @@
           </wp:anchor>
         </w:drawing>
       </w:r>
+      <w:r>
+        <w:t xml:space="preserve">Figure 2: </w:t>
+      </w:r>
+      <w:r>
+        <w:rPr>
+          <w:sz w:val="22"/>
+          <w:szCs w:val="22"/>
+        </w:rPr>
+        <w:t>Confusion Matrix for LOOCV Face Recognition (with improvement)</w:t>
+      </w:r>
     </w:p>
     <w:sectPr>
       <w:pgSz w:w="12240" w:h="15840"/>
-      <w:pgMar w:top="1440" w:right="1440" w:bottom="1440" w:left="1440" w:header="720" w:footer="720" w:gutter="0"/>
+      <w:pgMar w:top="1350" w:right="1440" w:bottom="1440" w:left="1350" w:header="720" w:footer="720" w:gutter="0"/>
       <w:cols w:space="720"/>
       <w:docGrid w:linePitch="360"/>
     </w:sectPr>
   </w:body>
 </w:document>
+</file>
+
+<file path=word/numbering.xml><?xml version="1.0" encoding="utf-8"?>
+<w:numbering xmlns:wpc="http://schemas.microsoft.com/office/word/2010/wordprocessingCanvas" xmlns:cx="http://schemas.microsoft.com/office/drawing/2014/chartex" xmlns:cx1="http://schemas.microsoft.com/office/drawing/2015/9/8/chartex" xmlns:cx2="http://schemas.microsoft.com/office/drawing/2015/10/21/chartex" xmlns:cx3="http://schemas.microsoft.com/office/drawing/2016/5/9/chartex" xmlns:cx4="http://schemas.microsoft.com/office/drawing/2016/5/10/chartex" xmlns:cx5="http://schemas.microsoft.com/office/drawing/2016/5/11/chartex" xmlns:cx6="http://schemas.microsoft.com/office/drawing/2016/5/12/chartex" xmlns:cx7="http://schemas.microsoft.com/office/drawing/2016/5/13/chartex" xmlns:cx8="http://schemas.microsoft.com/office/drawing/2016/5/14/chartex" xmlns:mc="http://schemas.openxmlformats.org/markup-compatibility/2006" xmlns:aink="http://schemas.microsoft.com/office/drawing/2016/ink" xmlns:am3d="http://schemas.microsoft.com/office/drawing/2017/model3d" xmlns:o="urn:schemas-microsoft-com:office:office" xmlns:oel="http://schemas.microsoft.com/office/2019/extlst" xmlns:r="http://schemas.openxmlformats.org/officeDocument/2006/relationships" xmlns:m="http://schemas.openxmlformats.org/officeDocument/2006/math" xmlns:v="urn:schemas-microsoft-com:vml" xmlns:wp14="http://schemas.microsoft.com/office/word/2010/wordprocessingDrawing" xmlns:wp="http://schemas.openxmlformats.org/drawingml/2006/wordprocessingDrawing" xmlns:w10="urn:schemas-microsoft-com:office:word" xmlns:w="http://schemas.openxmlformats.org/wordprocessingml/2006/main" xmlns:w14="http://schemas.microsoft.com/office/word/2010/wordml" xmlns:w15="http://schemas.microsoft.com/office/word/2012/wordml" xmlns:w16cex="http://schemas.microsoft.com/office/word/2018/wordml/cex" xmlns:w16cid="http://schemas.microsoft.com/office/word/2016/wordml/cid" xmlns:w16="http://schemas.microsoft.com/office/word/2018/wordml" xmlns:w16du="http://schemas.microsoft.com/office/word/2023/wordml/word16du" xmlns:w16sdtdh="http://schemas.microsoft.com/office/word/2020/wordml/sdtdatahash" xmlns:w16sdtfl="http://schemas.microsoft.com/office/word/2024/wordml/sdtformatlock" xmlns:w16se="http://schemas.microsoft.com/office/word/2015/wordml/symex" xmlns:wpg="http://schemas.microsoft.com/office/word/2010/wordprocessingGroup" xmlns:wpi="http://schemas.microsoft.com/office/word/2010/wordprocessingInk" xmlns:wne="http://schemas.microsoft.com/office/word/2006/wordml" xmlns:wps="http://schemas.microsoft.com/office/word/2010/wordprocessingShape" mc:Ignorable="w14 w15 w16se w16cid w16 w16cex w16sdtdh w16sdtfl w16du wp14">
+  <w:abstractNum w:abstractNumId="0" w15:restartNumberingAfterBreak="0">
+    <w:nsid w:val="12102821"/>
+    <w:multiLevelType w:val="hybridMultilevel"/>
+    <w:tmpl w:val="580C2372"/>
+    <w:lvl w:ilvl="0" w:tplc="0409000F">
+      <w:start w:val="1"/>
+      <w:numFmt w:val="decimal"/>
+      <w:lvlText w:val="%1."/>
+      <w:lvlJc w:val="left"/>
+      <w:pPr>
+        <w:ind w:left="720" w:hanging="360"/>
+      </w:pPr>
+      <w:rPr>
+        <w:rFonts w:hint="default"/>
+      </w:rPr>
+    </w:lvl>
+    <w:lvl w:ilvl="1" w:tplc="04090019" w:tentative="1">
+      <w:start w:val="1"/>
+      <w:numFmt w:val="lowerLetter"/>
+      <w:lvlText w:val="%2."/>
+      <w:lvlJc w:val="left"/>
+      <w:pPr>
+        <w:ind w:left="1440" w:hanging="360"/>
+      </w:pPr>
+    </w:lvl>
+    <w:lvl w:ilvl="2" w:tplc="0409001B" w:tentative="1">
+      <w:start w:val="1"/>
+      <w:numFmt w:val="lowerRoman"/>
+      <w:lvlText w:val="%3."/>
+      <w:lvlJc w:val="right"/>
+      <w:pPr>
+        <w:ind w:left="2160" w:hanging="180"/>
+      </w:pPr>
+    </w:lvl>
+    <w:lvl w:ilvl="3" w:tplc="0409000F" w:tentative="1">
+      <w:start w:val="1"/>
+      <w:numFmt w:val="decimal"/>
+      <w:lvlText w:val="%4."/>
+      <w:lvlJc w:val="left"/>
+      <w:pPr>
+        <w:ind w:left="2880" w:hanging="360"/>
+      </w:pPr>
+    </w:lvl>
+    <w:lvl w:ilvl="4" w:tplc="04090019" w:tentative="1">
+      <w:start w:val="1"/>
+      <w:numFmt w:val="lowerLetter"/>
+      <w:lvlText w:val="%5."/>
+      <w:lvlJc w:val="left"/>
+      <w:pPr>
+        <w:ind w:left="3600" w:hanging="360"/>
+      </w:pPr>
+    </w:lvl>
+    <w:lvl w:ilvl="5" w:tplc="0409001B" w:tentative="1">
+      <w:start w:val="1"/>
+      <w:numFmt w:val="lowerRoman"/>
+      <w:lvlText w:val="%6."/>
+      <w:lvlJc w:val="right"/>
+      <w:pPr>
+        <w:ind w:left="4320" w:hanging="180"/>
+      </w:pPr>
+    </w:lvl>
+    <w:lvl w:ilvl="6" w:tplc="0409000F" w:tentative="1">
+      <w:start w:val="1"/>
+      <w:numFmt w:val="decimal"/>
+      <w:lvlText w:val="%7."/>
+      <w:lvlJc w:val="left"/>
+      <w:pPr>
+        <w:ind w:left="5040" w:hanging="360"/>
+      </w:pPr>
+    </w:lvl>
+    <w:lvl w:ilvl="7" w:tplc="04090019" w:tentative="1">
+      <w:start w:val="1"/>
+      <w:numFmt w:val="lowerLetter"/>
+      <w:lvlText w:val="%8."/>
+      <w:lvlJc w:val="left"/>
+      <w:pPr>
+        <w:ind w:left="5760" w:hanging="360"/>
+      </w:pPr>
+    </w:lvl>
+    <w:lvl w:ilvl="8" w:tplc="0409001B" w:tentative="1">
+      <w:start w:val="1"/>
+      <w:numFmt w:val="lowerRoman"/>
+      <w:lvlText w:val="%9."/>
+      <w:lvlJc w:val="right"/>
+      <w:pPr>
+        <w:ind w:left="6480" w:hanging="180"/>
+      </w:pPr>
+    </w:lvl>
+  </w:abstractNum>
+  <w:abstractNum w:abstractNumId="1" w15:restartNumberingAfterBreak="0">
+    <w:nsid w:val="15506139"/>
+    <w:multiLevelType w:val="hybridMultilevel"/>
+    <w:tmpl w:val="26108534"/>
+    <w:lvl w:ilvl="0" w:tplc="E0083628">
+      <w:start w:val="2"/>
+      <w:numFmt w:val="bullet"/>
+      <w:lvlText w:val="-"/>
+      <w:lvlJc w:val="left"/>
+      <w:pPr>
+        <w:ind w:left="720" w:hanging="360"/>
+      </w:pPr>
+      <w:rPr>
+        <w:rFonts w:ascii="Aptos" w:eastAsiaTheme="minorHAnsi" w:hAnsi="Aptos" w:cstheme="minorBidi" w:hint="default"/>
+      </w:rPr>
+    </w:lvl>
+    <w:lvl w:ilvl="1" w:tplc="04090003" w:tentative="1">
+      <w:start w:val="1"/>
+      <w:numFmt w:val="bullet"/>
+      <w:lvlText w:val="o"/>
+      <w:lvlJc w:val="left"/>
+      <w:pPr>
+        <w:ind w:left="1440" w:hanging="360"/>
+      </w:pPr>
+      <w:rPr>
+        <w:rFonts w:ascii="Courier New" w:hAnsi="Courier New" w:cs="Courier New" w:hint="default"/>
+      </w:rPr>
+    </w:lvl>
+    <w:lvl w:ilvl="2" w:tplc="04090005" w:tentative="1">
+      <w:start w:val="1"/>
+      <w:numFmt w:val="bullet"/>
+      <w:lvlText w:val=""/>
+      <w:lvlJc w:val="left"/>
+      <w:pPr>
+        <w:ind w:left="2160" w:hanging="360"/>
+      </w:pPr>
+      <w:rPr>
+        <w:rFonts w:ascii="Wingdings" w:hAnsi="Wingdings" w:hint="default"/>
+      </w:rPr>
+    </w:lvl>
+    <w:lvl w:ilvl="3" w:tplc="04090001" w:tentative="1">
+      <w:start w:val="1"/>
+      <w:numFmt w:val="bullet"/>
+      <w:lvlText w:val=""/>
+      <w:lvlJc w:val="left"/>
+      <w:pPr>
+        <w:ind w:left="2880" w:hanging="360"/>
+      </w:pPr>
+      <w:rPr>
+        <w:rFonts w:ascii="Symbol" w:hAnsi="Symbol" w:hint="default"/>
+      </w:rPr>
+    </w:lvl>
+    <w:lvl w:ilvl="4" w:tplc="04090003" w:tentative="1">
+      <w:start w:val="1"/>
+      <w:numFmt w:val="bullet"/>
+      <w:lvlText w:val="o"/>
+      <w:lvlJc w:val="left"/>
+      <w:pPr>
+        <w:ind w:left="3600" w:hanging="360"/>
+      </w:pPr>
+      <w:rPr>
+        <w:rFonts w:ascii="Courier New" w:hAnsi="Courier New" w:cs="Courier New" w:hint="default"/>
+      </w:rPr>
+    </w:lvl>
+    <w:lvl w:ilvl="5" w:tplc="04090005" w:tentative="1">
+      <w:start w:val="1"/>
+      <w:numFmt w:val="bullet"/>
+      <w:lvlText w:val=""/>
+      <w:lvlJc w:val="left"/>
+      <w:pPr>
+        <w:ind w:left="4320" w:hanging="360"/>
+      </w:pPr>
+      <w:rPr>
+        <w:rFonts w:ascii="Wingdings" w:hAnsi="Wingdings" w:hint="default"/>
+      </w:rPr>
+    </w:lvl>
+    <w:lvl w:ilvl="6" w:tplc="04090001" w:tentative="1">
+      <w:start w:val="1"/>
+      <w:numFmt w:val="bullet"/>
+      <w:lvlText w:val=""/>
+      <w:lvlJc w:val="left"/>
+      <w:pPr>
+        <w:ind w:left="5040" w:hanging="360"/>
+      </w:pPr>
+      <w:rPr>
+        <w:rFonts w:ascii="Symbol" w:hAnsi="Symbol" w:hint="default"/>
+      </w:rPr>
+    </w:lvl>
+    <w:lvl w:ilvl="7" w:tplc="04090003" w:tentative="1">
+      <w:start w:val="1"/>
+      <w:numFmt w:val="bullet"/>
+      <w:lvlText w:val="o"/>
+      <w:lvlJc w:val="left"/>
+      <w:pPr>
+        <w:ind w:left="5760" w:hanging="360"/>
+      </w:pPr>
+      <w:rPr>
+        <w:rFonts w:ascii="Courier New" w:hAnsi="Courier New" w:cs="Courier New" w:hint="default"/>
+      </w:rPr>
+    </w:lvl>
+    <w:lvl w:ilvl="8" w:tplc="04090005" w:tentative="1">
+      <w:start w:val="1"/>
+      <w:numFmt w:val="bullet"/>
+      <w:lvlText w:val=""/>
+      <w:lvlJc w:val="left"/>
+      <w:pPr>
+        <w:ind w:left="6480" w:hanging="360"/>
+      </w:pPr>
+      <w:rPr>
+        <w:rFonts w:ascii="Wingdings" w:hAnsi="Wingdings" w:hint="default"/>
+      </w:rPr>
+    </w:lvl>
+  </w:abstractNum>
+  <w:abstractNum w:abstractNumId="2" w15:restartNumberingAfterBreak="0">
+    <w:nsid w:val="25F86537"/>
+    <w:multiLevelType w:val="hybridMultilevel"/>
+    <w:tmpl w:val="4D0EA2A0"/>
+    <w:lvl w:ilvl="0" w:tplc="0409000F">
+      <w:start w:val="1"/>
+      <w:numFmt w:val="decimal"/>
+      <w:lvlText w:val="%1."/>
+      <w:lvlJc w:val="left"/>
+      <w:pPr>
+        <w:ind w:left="720" w:hanging="360"/>
+      </w:pPr>
+      <w:rPr>
+        <w:rFonts w:hint="default"/>
+      </w:rPr>
+    </w:lvl>
+    <w:lvl w:ilvl="1" w:tplc="04090019" w:tentative="1">
+      <w:start w:val="1"/>
+      <w:numFmt w:val="lowerLetter"/>
+      <w:lvlText w:val="%2."/>
+      <w:lvlJc w:val="left"/>
+      <w:pPr>
+        <w:ind w:left="1440" w:hanging="360"/>
+      </w:pPr>
+    </w:lvl>
+    <w:lvl w:ilvl="2" w:tplc="0409001B" w:tentative="1">
+      <w:start w:val="1"/>
+      <w:numFmt w:val="lowerRoman"/>
+      <w:lvlText w:val="%3."/>
+      <w:lvlJc w:val="right"/>
+      <w:pPr>
+        <w:ind w:left="2160" w:hanging="180"/>
+      </w:pPr>
+    </w:lvl>
+    <w:lvl w:ilvl="3" w:tplc="0409000F" w:tentative="1">
+      <w:start w:val="1"/>
+      <w:numFmt w:val="decimal"/>
+      <w:lvlText w:val="%4."/>
+      <w:lvlJc w:val="left"/>
+      <w:pPr>
+        <w:ind w:left="2880" w:hanging="360"/>
+      </w:pPr>
+    </w:lvl>
+    <w:lvl w:ilvl="4" w:tplc="04090019" w:tentative="1">
+      <w:start w:val="1"/>
+      <w:numFmt w:val="lowerLetter"/>
+      <w:lvlText w:val="%5."/>
+      <w:lvlJc w:val="left"/>
+      <w:pPr>
+        <w:ind w:left="3600" w:hanging="360"/>
+      </w:pPr>
+    </w:lvl>
+    <w:lvl w:ilvl="5" w:tplc="0409001B" w:tentative="1">
+      <w:start w:val="1"/>
+      <w:numFmt w:val="lowerRoman"/>
+      <w:lvlText w:val="%6."/>
+      <w:lvlJc w:val="right"/>
+      <w:pPr>
+        <w:ind w:left="4320" w:hanging="180"/>
+      </w:pPr>
+    </w:lvl>
+    <w:lvl w:ilvl="6" w:tplc="0409000F" w:tentative="1">
+      <w:start w:val="1"/>
+      <w:numFmt w:val="decimal"/>
+      <w:lvlText w:val="%7."/>
+      <w:lvlJc w:val="left"/>
+      <w:pPr>
+        <w:ind w:left="5040" w:hanging="360"/>
+      </w:pPr>
+    </w:lvl>
+    <w:lvl w:ilvl="7" w:tplc="04090019" w:tentative="1">
+      <w:start w:val="1"/>
+      <w:numFmt w:val="lowerLetter"/>
+      <w:lvlText w:val="%8."/>
+      <w:lvlJc w:val="left"/>
+      <w:pPr>
+        <w:ind w:left="5760" w:hanging="360"/>
+      </w:pPr>
+    </w:lvl>
+    <w:lvl w:ilvl="8" w:tplc="0409001B" w:tentative="1">
+      <w:start w:val="1"/>
+      <w:numFmt w:val="lowerRoman"/>
+      <w:lvlText w:val="%9."/>
+      <w:lvlJc w:val="right"/>
+      <w:pPr>
+        <w:ind w:left="6480" w:hanging="180"/>
+      </w:pPr>
+    </w:lvl>
+  </w:abstractNum>
+  <w:abstractNum w:abstractNumId="3" w15:restartNumberingAfterBreak="0">
+    <w:nsid w:val="624A6A87"/>
+    <w:multiLevelType w:val="hybridMultilevel"/>
+    <w:tmpl w:val="3B4E81A2"/>
+    <w:lvl w:ilvl="0" w:tplc="0409000F">
+      <w:start w:val="1"/>
+      <w:numFmt w:val="decimal"/>
+      <w:lvlText w:val="%1."/>
+      <w:lvlJc w:val="left"/>
+      <w:pPr>
+        <w:ind w:left="720" w:hanging="360"/>
+      </w:pPr>
+      <w:rPr>
+        <w:rFonts w:hint="default"/>
+      </w:rPr>
+    </w:lvl>
+    <w:lvl w:ilvl="1" w:tplc="04090019" w:tentative="1">
+      <w:start w:val="1"/>
+      <w:numFmt w:val="lowerLetter"/>
+      <w:lvlText w:val="%2."/>
+      <w:lvlJc w:val="left"/>
+      <w:pPr>
+        <w:ind w:left="1440" w:hanging="360"/>
+      </w:pPr>
+    </w:lvl>
+    <w:lvl w:ilvl="2" w:tplc="0409001B" w:tentative="1">
+      <w:start w:val="1"/>
+      <w:numFmt w:val="lowerRoman"/>
+      <w:lvlText w:val="%3."/>
+      <w:lvlJc w:val="right"/>
+      <w:pPr>
+        <w:ind w:left="2160" w:hanging="180"/>
+      </w:pPr>
+    </w:lvl>
+    <w:lvl w:ilvl="3" w:tplc="0409000F" w:tentative="1">
+      <w:start w:val="1"/>
+      <w:numFmt w:val="decimal"/>
+      <w:lvlText w:val="%4."/>
+      <w:lvlJc w:val="left"/>
+      <w:pPr>
+        <w:ind w:left="2880" w:hanging="360"/>
+      </w:pPr>
+    </w:lvl>
+    <w:lvl w:ilvl="4" w:tplc="04090019" w:tentative="1">
+      <w:start w:val="1"/>
+      <w:numFmt w:val="lowerLetter"/>
+      <w:lvlText w:val="%5."/>
+      <w:lvlJc w:val="left"/>
+      <w:pPr>
+        <w:ind w:left="3600" w:hanging="360"/>
+      </w:pPr>
+    </w:lvl>
+    <w:lvl w:ilvl="5" w:tplc="0409001B" w:tentative="1">
+      <w:start w:val="1"/>
+      <w:numFmt w:val="lowerRoman"/>
+      <w:lvlText w:val="%6."/>
+      <w:lvlJc w:val="right"/>
+      <w:pPr>
+        <w:ind w:left="4320" w:hanging="180"/>
+      </w:pPr>
+    </w:lvl>
+    <w:lvl w:ilvl="6" w:tplc="0409000F" w:tentative="1">
+      <w:start w:val="1"/>
+      <w:numFmt w:val="decimal"/>
+      <w:lvlText w:val="%7."/>
+      <w:lvlJc w:val="left"/>
+      <w:pPr>
+        <w:ind w:left="5040" w:hanging="360"/>
+      </w:pPr>
+    </w:lvl>
+    <w:lvl w:ilvl="7" w:tplc="04090019" w:tentative="1">
+      <w:start w:val="1"/>
+      <w:numFmt w:val="lowerLetter"/>
+      <w:lvlText w:val="%8."/>
+      <w:lvlJc w:val="left"/>
+      <w:pPr>
+        <w:ind w:left="5760" w:hanging="360"/>
+      </w:pPr>
+    </w:lvl>
+    <w:lvl w:ilvl="8" w:tplc="0409001B" w:tentative="1">
+      <w:start w:val="1"/>
+      <w:numFmt w:val="lowerRoman"/>
+      <w:lvlText w:val="%9."/>
+      <w:lvlJc w:val="right"/>
+      <w:pPr>
+        <w:ind w:left="6480" w:hanging="180"/>
+      </w:pPr>
+    </w:lvl>
+  </w:abstractNum>
+  <w:abstractNum w:abstractNumId="4" w15:restartNumberingAfterBreak="0">
+    <w:nsid w:val="65512D50"/>
+    <w:multiLevelType w:val="hybridMultilevel"/>
+    <w:tmpl w:val="CAF6E530"/>
+    <w:lvl w:ilvl="0" w:tplc="0409000F">
+      <w:start w:val="1"/>
+      <w:numFmt w:val="decimal"/>
+      <w:lvlText w:val="%1."/>
+      <w:lvlJc w:val="left"/>
+      <w:pPr>
+        <w:ind w:left="720" w:hanging="360"/>
+      </w:pPr>
+      <w:rPr>
+        <w:rFonts w:hint="default"/>
+      </w:rPr>
+    </w:lvl>
+    <w:lvl w:ilvl="1" w:tplc="04090019" w:tentative="1">
+      <w:start w:val="1"/>
+      <w:numFmt w:val="lowerLetter"/>
+      <w:lvlText w:val="%2."/>
+      <w:lvlJc w:val="left"/>
+      <w:pPr>
+        <w:ind w:left="1440" w:hanging="360"/>
+      </w:pPr>
+    </w:lvl>
+    <w:lvl w:ilvl="2" w:tplc="0409001B" w:tentative="1">
+      <w:start w:val="1"/>
+      <w:numFmt w:val="lowerRoman"/>
+      <w:lvlText w:val="%3."/>
+      <w:lvlJc w:val="right"/>
+      <w:pPr>
+        <w:ind w:left="2160" w:hanging="180"/>
+      </w:pPr>
+    </w:lvl>
+    <w:lvl w:ilvl="3" w:tplc="0409000F" w:tentative="1">
+      <w:start w:val="1"/>
+      <w:numFmt w:val="decimal"/>
+      <w:lvlText w:val="%4."/>
+      <w:lvlJc w:val="left"/>
+      <w:pPr>
+        <w:ind w:left="2880" w:hanging="360"/>
+      </w:pPr>
+    </w:lvl>
+    <w:lvl w:ilvl="4" w:tplc="04090019" w:tentative="1">
+      <w:start w:val="1"/>
+      <w:numFmt w:val="lowerLetter"/>
+      <w:lvlText w:val="%5."/>
+      <w:lvlJc w:val="left"/>
+      <w:pPr>
+        <w:ind w:left="3600" w:hanging="360"/>
+      </w:pPr>
+    </w:lvl>
+    <w:lvl w:ilvl="5" w:tplc="0409001B" w:tentative="1">
+      <w:start w:val="1"/>
+      <w:numFmt w:val="lowerRoman"/>
+      <w:lvlText w:val="%6."/>
+      <w:lvlJc w:val="right"/>
+      <w:pPr>
+        <w:ind w:left="4320" w:hanging="180"/>
+      </w:pPr>
+    </w:lvl>
+    <w:lvl w:ilvl="6" w:tplc="0409000F" w:tentative="1">
+      <w:start w:val="1"/>
+      <w:numFmt w:val="decimal"/>
+      <w:lvlText w:val="%7."/>
+      <w:lvlJc w:val="left"/>
+      <w:pPr>
+        <w:ind w:left="5040" w:hanging="360"/>
+      </w:pPr>
+    </w:lvl>
+    <w:lvl w:ilvl="7" w:tplc="04090019" w:tentative="1">
+      <w:start w:val="1"/>
+      <w:numFmt w:val="lowerLetter"/>
+      <w:lvlText w:val="%8."/>
+      <w:lvlJc w:val="left"/>
+      <w:pPr>
+        <w:ind w:left="5760" w:hanging="360"/>
+      </w:pPr>
+    </w:lvl>
+    <w:lvl w:ilvl="8" w:tplc="0409001B" w:tentative="1">
+      <w:start w:val="1"/>
+      <w:numFmt w:val="lowerRoman"/>
+      <w:lvlText w:val="%9."/>
+      <w:lvlJc w:val="right"/>
+      <w:pPr>
+        <w:ind w:left="6480" w:hanging="180"/>
+      </w:pPr>
+    </w:lvl>
+  </w:abstractNum>
+  <w:abstractNum w:abstractNumId="5" w15:restartNumberingAfterBreak="0">
+    <w:nsid w:val="69622138"/>
+    <w:multiLevelType w:val="hybridMultilevel"/>
+    <w:tmpl w:val="DD3624B6"/>
+    <w:lvl w:ilvl="0" w:tplc="0409000F">
+      <w:start w:val="1"/>
+      <w:numFmt w:val="decimal"/>
+      <w:lvlText w:val="%1."/>
+      <w:lvlJc w:val="left"/>
+      <w:pPr>
+        <w:ind w:left="720" w:hanging="360"/>
+      </w:pPr>
+      <w:rPr>
+        <w:rFonts w:hint="default"/>
+      </w:rPr>
+    </w:lvl>
+    <w:lvl w:ilvl="1" w:tplc="04090019" w:tentative="1">
+      <w:start w:val="1"/>
+      <w:numFmt w:val="lowerLetter"/>
+      <w:lvlText w:val="%2."/>
+      <w:lvlJc w:val="left"/>
+      <w:pPr>
+        <w:ind w:left="1440" w:hanging="360"/>
+      </w:pPr>
+    </w:lvl>
+    <w:lvl w:ilvl="2" w:tplc="0409001B" w:tentative="1">
+      <w:start w:val="1"/>
+      <w:numFmt w:val="lowerRoman"/>
+      <w:lvlText w:val="%3."/>
+      <w:lvlJc w:val="right"/>
+      <w:pPr>
+        <w:ind w:left="2160" w:hanging="180"/>
+      </w:pPr>
+    </w:lvl>
+    <w:lvl w:ilvl="3" w:tplc="0409000F" w:tentative="1">
+      <w:start w:val="1"/>
+      <w:numFmt w:val="decimal"/>
+      <w:lvlText w:val="%4."/>
+      <w:lvlJc w:val="left"/>
+      <w:pPr>
+        <w:ind w:left="2880" w:hanging="360"/>
+      </w:pPr>
+    </w:lvl>
+    <w:lvl w:ilvl="4" w:tplc="04090019" w:tentative="1">
+      <w:start w:val="1"/>
+      <w:numFmt w:val="lowerLetter"/>
+      <w:lvlText w:val="%5."/>
+      <w:lvlJc w:val="left"/>
+      <w:pPr>
+        <w:ind w:left="3600" w:hanging="360"/>
+      </w:pPr>
+    </w:lvl>
+    <w:lvl w:ilvl="5" w:tplc="0409001B" w:tentative="1">
+      <w:start w:val="1"/>
+      <w:numFmt w:val="lowerRoman"/>
+      <w:lvlText w:val="%6."/>
+      <w:lvlJc w:val="right"/>
+      <w:pPr>
+        <w:ind w:left="4320" w:hanging="180"/>
+      </w:pPr>
+    </w:lvl>
+    <w:lvl w:ilvl="6" w:tplc="0409000F" w:tentative="1">
+      <w:start w:val="1"/>
+      <w:numFmt w:val="decimal"/>
+      <w:lvlText w:val="%7."/>
+      <w:lvlJc w:val="left"/>
+      <w:pPr>
+        <w:ind w:left="5040" w:hanging="360"/>
+      </w:pPr>
+    </w:lvl>
+    <w:lvl w:ilvl="7" w:tplc="04090019" w:tentative="1">
+      <w:start w:val="1"/>
+      <w:numFmt w:val="lowerLetter"/>
+      <w:lvlText w:val="%8."/>
+      <w:lvlJc w:val="left"/>
+      <w:pPr>
+        <w:ind w:left="5760" w:hanging="360"/>
+      </w:pPr>
+    </w:lvl>
+    <w:lvl w:ilvl="8" w:tplc="0409001B" w:tentative="1">
+      <w:start w:val="1"/>
+      <w:numFmt w:val="lowerRoman"/>
+      <w:lvlText w:val="%9."/>
+      <w:lvlJc w:val="right"/>
+      <w:pPr>
+        <w:ind w:left="6480" w:hanging="180"/>
+      </w:pPr>
+    </w:lvl>
+  </w:abstractNum>
+  <w:abstractNum w:abstractNumId="6" w15:restartNumberingAfterBreak="0">
+    <w:nsid w:val="7331795F"/>
+    <w:multiLevelType w:val="hybridMultilevel"/>
+    <w:tmpl w:val="7D187FC4"/>
+    <w:lvl w:ilvl="0" w:tplc="0409000F">
+      <w:start w:val="1"/>
+      <w:numFmt w:val="decimal"/>
+      <w:lvlText w:val="%1."/>
+      <w:lvlJc w:val="left"/>
+      <w:pPr>
+        <w:ind w:left="720" w:hanging="360"/>
+      </w:pPr>
+      <w:rPr>
+        <w:rFonts w:hint="default"/>
+      </w:rPr>
+    </w:lvl>
+    <w:lvl w:ilvl="1" w:tplc="04090019" w:tentative="1">
+      <w:start w:val="1"/>
+      <w:numFmt w:val="lowerLetter"/>
+      <w:lvlText w:val="%2."/>
+      <w:lvlJc w:val="left"/>
+      <w:pPr>
+        <w:ind w:left="1440" w:hanging="360"/>
+      </w:pPr>
+    </w:lvl>
+    <w:lvl w:ilvl="2" w:tplc="0409001B" w:tentative="1">
+      <w:start w:val="1"/>
+      <w:numFmt w:val="lowerRoman"/>
+      <w:lvlText w:val="%3."/>
+      <w:lvlJc w:val="right"/>
+      <w:pPr>
+        <w:ind w:left="2160" w:hanging="180"/>
+      </w:pPr>
+    </w:lvl>
+    <w:lvl w:ilvl="3" w:tplc="0409000F" w:tentative="1">
+      <w:start w:val="1"/>
+      <w:numFmt w:val="decimal"/>
+      <w:lvlText w:val="%4."/>
+      <w:lvlJc w:val="left"/>
+      <w:pPr>
+        <w:ind w:left="2880" w:hanging="360"/>
+      </w:pPr>
+    </w:lvl>
+    <w:lvl w:ilvl="4" w:tplc="04090019" w:tentative="1">
+      <w:start w:val="1"/>
+      <w:numFmt w:val="lowerLetter"/>
+      <w:lvlText w:val="%5."/>
+      <w:lvlJc w:val="left"/>
+      <w:pPr>
+        <w:ind w:left="3600" w:hanging="360"/>
+      </w:pPr>
+    </w:lvl>
+    <w:lvl w:ilvl="5" w:tplc="0409001B" w:tentative="1">
+      <w:start w:val="1"/>
+      <w:numFmt w:val="lowerRoman"/>
+      <w:lvlText w:val="%6."/>
+      <w:lvlJc w:val="right"/>
+      <w:pPr>
+        <w:ind w:left="4320" w:hanging="180"/>
+      </w:pPr>
+    </w:lvl>
+    <w:lvl w:ilvl="6" w:tplc="0409000F" w:tentative="1">
+      <w:start w:val="1"/>
+      <w:numFmt w:val="decimal"/>
+      <w:lvlText w:val="%7."/>
+      <w:lvlJc w:val="left"/>
+      <w:pPr>
+        <w:ind w:left="5040" w:hanging="360"/>
+      </w:pPr>
+    </w:lvl>
+    <w:lvl w:ilvl="7" w:tplc="04090019" w:tentative="1">
+      <w:start w:val="1"/>
+      <w:numFmt w:val="lowerLetter"/>
+      <w:lvlText w:val="%8."/>
+      <w:lvlJc w:val="left"/>
+      <w:pPr>
+        <w:ind w:left="5760" w:hanging="360"/>
+      </w:pPr>
+    </w:lvl>
+    <w:lvl w:ilvl="8" w:tplc="0409001B" w:tentative="1">
+      <w:start w:val="1"/>
+      <w:numFmt w:val="lowerRoman"/>
+      <w:lvlText w:val="%9."/>
+      <w:lvlJc w:val="right"/>
+      <w:pPr>
+        <w:ind w:left="6480" w:hanging="180"/>
+      </w:pPr>
+    </w:lvl>
+  </w:abstractNum>
+  <w:abstractNum w:abstractNumId="7" w15:restartNumberingAfterBreak="0">
+    <w:nsid w:val="7A80658B"/>
+    <w:multiLevelType w:val="hybridMultilevel"/>
+    <w:tmpl w:val="5AC6E41C"/>
+    <w:lvl w:ilvl="0" w:tplc="0409000F">
+      <w:start w:val="1"/>
+      <w:numFmt w:val="decimal"/>
+      <w:lvlText w:val="%1."/>
+      <w:lvlJc w:val="left"/>
+      <w:pPr>
+        <w:ind w:left="720" w:hanging="360"/>
+      </w:pPr>
+      <w:rPr>
+        <w:rFonts w:hint="default"/>
+      </w:rPr>
+    </w:lvl>
+    <w:lvl w:ilvl="1" w:tplc="04090019" w:tentative="1">
+      <w:start w:val="1"/>
+      <w:numFmt w:val="lowerLetter"/>
+      <w:lvlText w:val="%2."/>
+      <w:lvlJc w:val="left"/>
+      <w:pPr>
+        <w:ind w:left="1440" w:hanging="360"/>
+      </w:pPr>
+    </w:lvl>
+    <w:lvl w:ilvl="2" w:tplc="0409001B" w:tentative="1">
+      <w:start w:val="1"/>
+      <w:numFmt w:val="lowerRoman"/>
+      <w:lvlText w:val="%3."/>
+      <w:lvlJc w:val="right"/>
+      <w:pPr>
+        <w:ind w:left="2160" w:hanging="180"/>
+      </w:pPr>
+    </w:lvl>
+    <w:lvl w:ilvl="3" w:tplc="0409000F" w:tentative="1">
+      <w:start w:val="1"/>
+      <w:numFmt w:val="decimal"/>
+      <w:lvlText w:val="%4."/>
+      <w:lvlJc w:val="left"/>
+      <w:pPr>
+        <w:ind w:left="2880" w:hanging="360"/>
+      </w:pPr>
+    </w:lvl>
+    <w:lvl w:ilvl="4" w:tplc="04090019" w:tentative="1">
+      <w:start w:val="1"/>
+      <w:numFmt w:val="lowerLetter"/>
+      <w:lvlText w:val="%5."/>
+      <w:lvlJc w:val="left"/>
+      <w:pPr>
+        <w:ind w:left="3600" w:hanging="360"/>
+      </w:pPr>
+    </w:lvl>
+    <w:lvl w:ilvl="5" w:tplc="0409001B" w:tentative="1">
+      <w:start w:val="1"/>
+      <w:numFmt w:val="lowerRoman"/>
+      <w:lvlText w:val="%6."/>
+      <w:lvlJc w:val="right"/>
+      <w:pPr>
+        <w:ind w:left="4320" w:hanging="180"/>
+      </w:pPr>
+    </w:lvl>
+    <w:lvl w:ilvl="6" w:tplc="0409000F" w:tentative="1">
+      <w:start w:val="1"/>
+      <w:numFmt w:val="decimal"/>
+      <w:lvlText w:val="%7."/>
+      <w:lvlJc w:val="left"/>
+      <w:pPr>
+        <w:ind w:left="5040" w:hanging="360"/>
+      </w:pPr>
+    </w:lvl>
+    <w:lvl w:ilvl="7" w:tplc="04090019" w:tentative="1">
+      <w:start w:val="1"/>
+      <w:numFmt w:val="lowerLetter"/>
+      <w:lvlText w:val="%8."/>
+      <w:lvlJc w:val="left"/>
+      <w:pPr>
+        <w:ind w:left="5760" w:hanging="360"/>
+      </w:pPr>
+    </w:lvl>
+    <w:lvl w:ilvl="8" w:tplc="0409001B" w:tentative="1">
+      <w:start w:val="1"/>
+      <w:numFmt w:val="lowerRoman"/>
+      <w:lvlText w:val="%9."/>
+      <w:lvlJc w:val="right"/>
+      <w:pPr>
+        <w:ind w:left="6480" w:hanging="180"/>
+      </w:pPr>
+    </w:lvl>
+  </w:abstractNum>
+  <w:num w:numId="1" w16cid:durableId="1681392932">
+    <w:abstractNumId w:val="1"/>
+  </w:num>
+  <w:num w:numId="2" w16cid:durableId="992684323">
+    <w:abstractNumId w:val="5"/>
+  </w:num>
+  <w:num w:numId="3" w16cid:durableId="157813636">
+    <w:abstractNumId w:val="4"/>
+  </w:num>
+  <w:num w:numId="4" w16cid:durableId="1112437091">
+    <w:abstractNumId w:val="2"/>
+  </w:num>
+  <w:num w:numId="5" w16cid:durableId="563610337">
+    <w:abstractNumId w:val="0"/>
+  </w:num>
+  <w:num w:numId="6" w16cid:durableId="797573864">
+    <w:abstractNumId w:val="7"/>
+  </w:num>
+  <w:num w:numId="7" w16cid:durableId="364643728">
+    <w:abstractNumId w:val="3"/>
+  </w:num>
+  <w:num w:numId="8" w16cid:durableId="1697079393">
+    <w:abstractNumId w:val="6"/>
+  </w:num>
+</w:numbering>
 </file>
 
 <file path=word/styles.xml><?xml version="1.0" encoding="utf-8"?>
@@ -762,7 +2004,6 @@
   <w:style w:type="character" w:default="1" w:styleId="DefaultParagraphFont">
     <w:name w:val="Default Paragraph Font"/>
     <w:uiPriority w:val="1"/>
-    <w:semiHidden/>
     <w:unhideWhenUsed/>
   </w:style>
   <w:style w:type="table" w:default="1" w:styleId="TableNormal">
